--- a/SEM-2/ML/WORKSHEET/2.1[ML].docx
+++ b/SEM-2/ML/WORKSHEET/2.1[ML].docx
@@ -1934,26 +1934,6 @@
           <w:lang w:val="en-IN"/>
         </w:rPr>
       </w:pPr>
-    </w:p>
-    <w:p>
-      <w:pPr>
-        <w:rPr>
-          <w:rFonts w:cstheme="minorHAnsi"/>
-          <w:sz w:val="24"/>
-          <w:szCs w:val="24"/>
-          <w:lang w:val="en-IN"/>
-        </w:rPr>
-      </w:pPr>
-    </w:p>
-    <w:p>
-      <w:pPr>
-        <w:rPr>
-          <w:rFonts w:cstheme="minorHAnsi"/>
-          <w:sz w:val="24"/>
-          <w:szCs w:val="24"/>
-          <w:lang w:val="en-IN"/>
-        </w:rPr>
-      </w:pPr>
       <w:proofErr w:type="gramStart"/>
       <w:r>
         <w:rPr>
@@ -2065,26 +2045,6 @@
           <w:lang w:val="en-IN"/>
         </w:rPr>
       </w:pPr>
-    </w:p>
-    <w:p>
-      <w:pPr>
-        <w:rPr>
-          <w:rFonts w:cstheme="minorHAnsi"/>
-          <w:sz w:val="24"/>
-          <w:szCs w:val="24"/>
-          <w:lang w:val="en-IN"/>
-        </w:rPr>
-      </w:pPr>
-    </w:p>
-    <w:p>
-      <w:pPr>
-        <w:rPr>
-          <w:rFonts w:cstheme="minorHAnsi"/>
-          <w:sz w:val="24"/>
-          <w:szCs w:val="24"/>
-          <w:lang w:val="en-IN"/>
-        </w:rPr>
-      </w:pPr>
       <w:proofErr w:type="spellStart"/>
       <w:r>
         <w:rPr>
@@ -2537,16 +2497,6 @@
           <w:lang w:val="en-IN"/>
         </w:rPr>
       </w:pPr>
-    </w:p>
-    <w:p>
-      <w:pPr>
-        <w:rPr>
-          <w:rFonts w:cstheme="minorHAnsi"/>
-          <w:sz w:val="24"/>
-          <w:szCs w:val="24"/>
-          <w:lang w:val="en-IN"/>
-        </w:rPr>
-      </w:pPr>
       <w:r>
         <w:rPr>
           <w:rFonts w:cstheme="minorHAnsi"/>
@@ -3021,242 +2971,31 @@
     <w:p>
       <w:pPr>
         <w:rPr>
-          <w:b/>
-          <w:sz w:val="28"/>
-          <w:szCs w:val="24"/>
-          <w:lang w:val="en-IN"/>
-        </w:rPr>
-      </w:pPr>
-    </w:p>
-    <w:p>
-      <w:pPr>
-        <w:rPr>
-          <w:b/>
-          <w:sz w:val="28"/>
-          <w:szCs w:val="24"/>
-          <w:lang w:val="en-IN"/>
-        </w:rPr>
-      </w:pPr>
-    </w:p>
-    <w:p>
-      <w:pPr>
-        <w:rPr>
-          <w:b/>
-          <w:sz w:val="28"/>
-          <w:szCs w:val="24"/>
-          <w:lang w:val="en-IN"/>
-        </w:rPr>
-      </w:pPr>
-    </w:p>
-    <w:p>
-      <w:pPr>
-        <w:rPr>
-          <w:b/>
-          <w:sz w:val="28"/>
-          <w:szCs w:val="24"/>
-          <w:lang w:val="en-IN"/>
-        </w:rPr>
-      </w:pPr>
-    </w:p>
-    <w:p>
-      <w:pPr>
-        <w:rPr>
-          <w:b/>
-          <w:sz w:val="28"/>
-          <w:szCs w:val="24"/>
-          <w:lang w:val="en-IN"/>
-        </w:rPr>
-      </w:pPr>
-    </w:p>
-    <w:p>
-      <w:pPr>
-        <w:rPr>
-          <w:b/>
-          <w:sz w:val="28"/>
-          <w:szCs w:val="24"/>
-          <w:lang w:val="en-IN"/>
-        </w:rPr>
-      </w:pPr>
-    </w:p>
-    <w:p>
-      <w:pPr>
-        <w:rPr>
-          <w:b/>
-          <w:sz w:val="28"/>
-          <w:szCs w:val="24"/>
-          <w:lang w:val="en-IN"/>
-        </w:rPr>
-      </w:pPr>
-    </w:p>
-    <w:p>
-      <w:pPr>
-        <w:rPr>
-          <w:b/>
-          <w:sz w:val="28"/>
-          <w:szCs w:val="24"/>
-          <w:lang w:val="en-IN"/>
-        </w:rPr>
-      </w:pPr>
-    </w:p>
-    <w:p>
-      <w:pPr>
-        <w:rPr>
-          <w:b/>
-          <w:sz w:val="28"/>
-          <w:szCs w:val="24"/>
-          <w:lang w:val="en-IN"/>
-        </w:rPr>
-      </w:pPr>
-    </w:p>
-    <w:p>
-      <w:pPr>
-        <w:rPr>
-          <w:b/>
-          <w:sz w:val="28"/>
-          <w:szCs w:val="24"/>
-          <w:lang w:val="en-IN"/>
-        </w:rPr>
-      </w:pPr>
-    </w:p>
-    <w:p>
-      <w:pPr>
-        <w:rPr>
-          <w:b/>
-          <w:sz w:val="28"/>
-          <w:szCs w:val="24"/>
-          <w:lang w:val="en-IN"/>
-        </w:rPr>
-      </w:pPr>
-    </w:p>
-    <w:p>
-      <w:pPr>
-        <w:rPr>
-          <w:b/>
-          <w:sz w:val="28"/>
-          <w:szCs w:val="24"/>
-          <w:lang w:val="en-IN"/>
-        </w:rPr>
-      </w:pPr>
-    </w:p>
-    <w:p>
-      <w:pPr>
-        <w:rPr>
-          <w:b/>
-          <w:sz w:val="28"/>
-          <w:szCs w:val="24"/>
-          <w:lang w:val="en-IN"/>
-        </w:rPr>
-      </w:pPr>
-    </w:p>
-    <w:p>
-      <w:pPr>
-        <w:rPr>
-          <w:b/>
-          <w:sz w:val="28"/>
-          <w:szCs w:val="24"/>
-          <w:lang w:val="en-IN"/>
-        </w:rPr>
-      </w:pPr>
-    </w:p>
-    <w:p>
-      <w:pPr>
-        <w:rPr>
-          <w:b/>
-          <w:sz w:val="28"/>
-          <w:szCs w:val="24"/>
-          <w:lang w:val="en-IN"/>
-        </w:rPr>
-      </w:pPr>
-    </w:p>
-    <w:p>
-      <w:pPr>
-        <w:rPr>
-          <w:b/>
-          <w:sz w:val="28"/>
-          <w:szCs w:val="24"/>
-          <w:lang w:val="en-IN"/>
-        </w:rPr>
-      </w:pPr>
-    </w:p>
-    <w:p>
-      <w:pPr>
-        <w:rPr>
-          <w:b/>
-          <w:sz w:val="28"/>
-          <w:szCs w:val="24"/>
-          <w:lang w:val="en-IN"/>
-        </w:rPr>
-      </w:pPr>
-    </w:p>
-    <w:p>
-      <w:pPr>
-        <w:rPr>
-          <w:b/>
-          <w:sz w:val="28"/>
-          <w:szCs w:val="24"/>
-          <w:lang w:val="en-IN"/>
-        </w:rPr>
-      </w:pPr>
-    </w:p>
-    <w:p>
-      <w:pPr>
-        <w:rPr>
-          <w:b/>
-          <w:sz w:val="28"/>
-          <w:szCs w:val="24"/>
-          <w:lang w:val="en-IN"/>
-        </w:rPr>
-      </w:pPr>
-    </w:p>
-    <w:p>
-      <w:pPr>
-        <w:rPr>
-          <w:b/>
-          <w:sz w:val="28"/>
-          <w:szCs w:val="24"/>
-          <w:lang w:val="en-IN"/>
-        </w:rPr>
-      </w:pPr>
-    </w:p>
-    <w:p>
-      <w:pPr>
-        <w:rPr>
-          <w:b/>
-          <w:sz w:val="28"/>
-          <w:szCs w:val="24"/>
-          <w:lang w:val="en-IN"/>
-        </w:rPr>
-      </w:pPr>
-    </w:p>
-    <w:p>
-      <w:pPr>
-        <w:rPr>
-          <w:b/>
-          <w:sz w:val="28"/>
-          <w:szCs w:val="24"/>
-          <w:lang w:val="en-IN"/>
-        </w:rPr>
-      </w:pPr>
-      <w:r>
-        <w:rPr>
-          <w:b/>
-          <w:sz w:val="28"/>
-          <w:szCs w:val="24"/>
-          <w:lang w:val="en-IN"/>
-        </w:rPr>
-        <w:lastRenderedPageBreak/>
+          <w:rFonts w:cstheme="minorHAnsi"/>
+          <w:sz w:val="24"/>
+          <w:szCs w:val="24"/>
+          <w:lang w:val="en-IN"/>
+        </w:rPr>
+      </w:pPr>
+    </w:p>
+    <w:p>
+      <w:pPr>
+        <w:rPr>
+          <w:rFonts w:cstheme="minorHAnsi"/>
+          <w:sz w:val="24"/>
+          <w:szCs w:val="24"/>
+          <w:lang w:val="en-IN"/>
+        </w:rPr>
+      </w:pPr>
+      <w:r>
+        <w:rPr>
+          <w:b/>
+          <w:sz w:val="28"/>
+          <w:szCs w:val="24"/>
+          <w:lang w:val="en-IN"/>
+        </w:rPr>
         <w:t>OUTPUT:-</w:t>
       </w:r>
-    </w:p>
-    <w:p>
-      <w:pPr>
-        <w:rPr>
-          <w:b/>
-          <w:sz w:val="28"/>
-          <w:szCs w:val="24"/>
-          <w:lang w:val="en-IN"/>
-        </w:rPr>
-      </w:pPr>
     </w:p>
     <w:p>
       <w:pPr>
@@ -3389,15 +3128,138 @@
       <w:pPr>
         <w:rPr>
           <w:b/>
-        </w:rPr>
-      </w:pPr>
-      <w:r>
-        <w:rPr>
-          <w:b/>
-          <w:sz w:val="28"/>
-          <w:szCs w:val="28"/>
-        </w:rPr>
-        <w:t>3</w:t>
+          <w:sz w:val="28"/>
+          <w:szCs w:val="28"/>
+        </w:rPr>
+      </w:pPr>
+      <w:r>
+        <w:rPr>
+          <w:b/>
+          <w:sz w:val="28"/>
+          <w:szCs w:val="28"/>
+        </w:rPr>
+        <w:t xml:space="preserve">3. </w:t>
+      </w:r>
+      <w:r>
+        <w:rPr>
+          <w:b/>
+          <w:sz w:val="28"/>
+          <w:szCs w:val="28"/>
+        </w:rPr>
+        <w:t>Sustainable Development Goals Addressed:</w:t>
+      </w:r>
+    </w:p>
+    <w:p>
+      <w:pPr>
+        <w:pStyle w:val="ListParagraph"/>
+        <w:numPr>
+          <w:ilvl w:val="0"/>
+          <w:numId w:val="5"/>
+        </w:numPr>
+        <w:rPr>
+          <w:sz w:val="28"/>
+          <w:szCs w:val="28"/>
+        </w:rPr>
+      </w:pPr>
+      <w:r>
+        <w:rPr>
+          <w:sz w:val="28"/>
+          <w:szCs w:val="28"/>
+        </w:rPr>
+        <w:t>SDG 3 – Good Health and Well-Being (Primary SDG).</w:t>
+      </w:r>
+    </w:p>
+    <w:p>
+      <w:pPr>
+        <w:pStyle w:val="ListParagraph"/>
+        <w:numPr>
+          <w:ilvl w:val="0"/>
+          <w:numId w:val="5"/>
+        </w:numPr>
+        <w:rPr>
+          <w:sz w:val="28"/>
+          <w:szCs w:val="28"/>
+        </w:rPr>
+      </w:pPr>
+      <w:r>
+        <w:rPr>
+          <w:sz w:val="28"/>
+          <w:szCs w:val="28"/>
+        </w:rPr>
+        <w:t>SDG 9 – Industry, Innovation and Infrastructure.</w:t>
+      </w:r>
+    </w:p>
+    <w:p>
+      <w:pPr>
+        <w:pStyle w:val="ListParagraph"/>
+        <w:numPr>
+          <w:ilvl w:val="0"/>
+          <w:numId w:val="5"/>
+        </w:numPr>
+        <w:rPr>
+          <w:sz w:val="28"/>
+          <w:szCs w:val="28"/>
+        </w:rPr>
+      </w:pPr>
+      <w:r>
+        <w:rPr>
+          <w:sz w:val="28"/>
+          <w:szCs w:val="28"/>
+        </w:rPr>
+        <w:t>SDG 4 – Quality Education.</w:t>
+      </w:r>
+    </w:p>
+    <w:p>
+      <w:pPr>
+        <w:pStyle w:val="ListParagraph"/>
+        <w:numPr>
+          <w:ilvl w:val="0"/>
+          <w:numId w:val="5"/>
+        </w:numPr>
+        <w:rPr>
+          <w:sz w:val="28"/>
+          <w:szCs w:val="28"/>
+        </w:rPr>
+      </w:pPr>
+      <w:r>
+        <w:rPr>
+          <w:sz w:val="28"/>
+          <w:szCs w:val="28"/>
+        </w:rPr>
+        <w:t>SDG 10 – Reduced Inequalities (Indirect)</w:t>
+      </w:r>
+    </w:p>
+    <w:p>
+      <w:pPr>
+        <w:rPr>
+          <w:b/>
+          <w:sz w:val="28"/>
+          <w:szCs w:val="28"/>
+        </w:rPr>
+      </w:pPr>
+    </w:p>
+    <w:p>
+      <w:pPr>
+        <w:rPr>
+          <w:b/>
+          <w:sz w:val="28"/>
+          <w:szCs w:val="28"/>
+        </w:rPr>
+      </w:pPr>
+    </w:p>
+    <w:p>
+      <w:pPr>
+        <w:rPr>
+          <w:b/>
+        </w:rPr>
+      </w:pPr>
+      <w:r>
+        <w:rPr>
+          <w:b/>
+          <w:sz w:val="28"/>
+          <w:szCs w:val="28"/>
+        </w:rPr>
+        <w:t>4</w:t>
       </w:r>
       <w:r>
         <w:rPr>
@@ -3411,8 +3273,10 @@
           <w:sz w:val="28"/>
           <w:szCs w:val="28"/>
         </w:rPr>
-        <w:t>Learning outcomes (What I have learnt):</w:t>
-      </w:r>
+        <w:t>Learning outcomes:</w:t>
+      </w:r>
+      <w:bookmarkStart w:id="0" w:name="_GoBack"/>
+      <w:bookmarkEnd w:id="0"/>
     </w:p>
     <w:p>
       <w:pPr>
@@ -3659,9 +3523,6 @@
         </w:rPr>
         <w:t>Visualize the SVM decision boundary to examine how the model differentiates between purchasing and non-purchasing customers</w:t>
       </w:r>
-      <w:r>
-        <w:t>.</w:t>
-      </w:r>
     </w:p>
     <w:p>
       <w:pPr>
@@ -3670,8 +3531,6 @@
           <w:lang w:val="en-IN"/>
         </w:rPr>
       </w:pPr>
-      <w:bookmarkStart w:id="0" w:name="_GoBack"/>
-      <w:bookmarkEnd w:id="0"/>
     </w:p>
     <w:sectPr>
       <w:pgSz w:w="12240" w:h="15840"/>
@@ -4321,6 +4180,119 @@
       </w:rPr>
     </w:lvl>
   </w:abstractNum>
+  <w:abstractNum w:abstractNumId="4" w15:restartNumberingAfterBreak="0">
+    <w:nsid w:val="73B54897"/>
+    <w:multiLevelType w:val="hybridMultilevel"/>
+    <w:tmpl w:val="1BEEED76"/>
+    <w:lvl w:ilvl="0" w:tplc="40090001">
+      <w:start w:val="1"/>
+      <w:numFmt w:val="bullet"/>
+      <w:lvlText w:val=""/>
+      <w:lvlJc w:val="left"/>
+      <w:pPr>
+        <w:ind w:left="720" w:hanging="360"/>
+      </w:pPr>
+      <w:rPr>
+        <w:rFonts w:ascii="Symbol" w:hAnsi="Symbol" w:hint="default"/>
+      </w:rPr>
+    </w:lvl>
+    <w:lvl w:ilvl="1" w:tplc="40090003" w:tentative="1">
+      <w:start w:val="1"/>
+      <w:numFmt w:val="bullet"/>
+      <w:lvlText w:val="o"/>
+      <w:lvlJc w:val="left"/>
+      <w:pPr>
+        <w:ind w:left="1440" w:hanging="360"/>
+      </w:pPr>
+      <w:rPr>
+        <w:rFonts w:ascii="Courier New" w:hAnsi="Courier New" w:cs="Courier New" w:hint="default"/>
+      </w:rPr>
+    </w:lvl>
+    <w:lvl w:ilvl="2" w:tplc="40090005" w:tentative="1">
+      <w:start w:val="1"/>
+      <w:numFmt w:val="bullet"/>
+      <w:lvlText w:val=""/>
+      <w:lvlJc w:val="left"/>
+      <w:pPr>
+        <w:ind w:left="2160" w:hanging="360"/>
+      </w:pPr>
+      <w:rPr>
+        <w:rFonts w:ascii="Wingdings" w:hAnsi="Wingdings" w:hint="default"/>
+      </w:rPr>
+    </w:lvl>
+    <w:lvl w:ilvl="3" w:tplc="40090001" w:tentative="1">
+      <w:start w:val="1"/>
+      <w:numFmt w:val="bullet"/>
+      <w:lvlText w:val=""/>
+      <w:lvlJc w:val="left"/>
+      <w:pPr>
+        <w:ind w:left="2880" w:hanging="360"/>
+      </w:pPr>
+      <w:rPr>
+        <w:rFonts w:ascii="Symbol" w:hAnsi="Symbol" w:hint="default"/>
+      </w:rPr>
+    </w:lvl>
+    <w:lvl w:ilvl="4" w:tplc="40090003" w:tentative="1">
+      <w:start w:val="1"/>
+      <w:numFmt w:val="bullet"/>
+      <w:lvlText w:val="o"/>
+      <w:lvlJc w:val="left"/>
+      <w:pPr>
+        <w:ind w:left="3600" w:hanging="360"/>
+      </w:pPr>
+      <w:rPr>
+        <w:rFonts w:ascii="Courier New" w:hAnsi="Courier New" w:cs="Courier New" w:hint="default"/>
+      </w:rPr>
+    </w:lvl>
+    <w:lvl w:ilvl="5" w:tplc="40090005" w:tentative="1">
+      <w:start w:val="1"/>
+      <w:numFmt w:val="bullet"/>
+      <w:lvlText w:val=""/>
+      <w:lvlJc w:val="left"/>
+      <w:pPr>
+        <w:ind w:left="4320" w:hanging="360"/>
+      </w:pPr>
+      <w:rPr>
+        <w:rFonts w:ascii="Wingdings" w:hAnsi="Wingdings" w:hint="default"/>
+      </w:rPr>
+    </w:lvl>
+    <w:lvl w:ilvl="6" w:tplc="40090001" w:tentative="1">
+      <w:start w:val="1"/>
+      <w:numFmt w:val="bullet"/>
+      <w:lvlText w:val=""/>
+      <w:lvlJc w:val="left"/>
+      <w:pPr>
+        <w:ind w:left="5040" w:hanging="360"/>
+      </w:pPr>
+      <w:rPr>
+        <w:rFonts w:ascii="Symbol" w:hAnsi="Symbol" w:hint="default"/>
+      </w:rPr>
+    </w:lvl>
+    <w:lvl w:ilvl="7" w:tplc="40090003" w:tentative="1">
+      <w:start w:val="1"/>
+      <w:numFmt w:val="bullet"/>
+      <w:lvlText w:val="o"/>
+      <w:lvlJc w:val="left"/>
+      <w:pPr>
+        <w:ind w:left="5760" w:hanging="360"/>
+      </w:pPr>
+      <w:rPr>
+        <w:rFonts w:ascii="Courier New" w:hAnsi="Courier New" w:cs="Courier New" w:hint="default"/>
+      </w:rPr>
+    </w:lvl>
+    <w:lvl w:ilvl="8" w:tplc="40090005" w:tentative="1">
+      <w:start w:val="1"/>
+      <w:numFmt w:val="bullet"/>
+      <w:lvlText w:val=""/>
+      <w:lvlJc w:val="left"/>
+      <w:pPr>
+        <w:ind w:left="6480" w:hanging="360"/>
+      </w:pPr>
+      <w:rPr>
+        <w:rFonts w:ascii="Wingdings" w:hAnsi="Wingdings" w:hint="default"/>
+      </w:rPr>
+    </w:lvl>
+  </w:abstractNum>
   <w:num w:numId="1">
     <w:abstractNumId w:val="2"/>
   </w:num>
@@ -4332,6 +4304,9 @@
   </w:num>
   <w:num w:numId="4">
     <w:abstractNumId w:val="0"/>
+  </w:num>
+  <w:num w:numId="5">
+    <w:abstractNumId w:val="4"/>
   </w:num>
 </w:numbering>
 </file>
